--- a/examples/autoencoder/doc/autoenc_variational_e.docx
+++ b/examples/autoencoder/doc/autoenc_variational_e.docx
@@ -1367,7 +1367,7 @@
         <w:rPr>
           <w:rStyle w:val="VerbatimChar"/>
         </w:rPr>
-        <w:t xml:space="preserve">##              [,1]      [,2]        [,3]         [,4]         [,5]         [,6]</w:t>
+        <w:t xml:space="preserve">##             [,1]      [,2]        [,3]          [,4]          [,5]        [,6]</w:t>
       </w:r>
       <w:r>
         <w:br/>
@@ -1376,7 +1376,7 @@
         <w:rPr>
           <w:rStyle w:val="VerbatimChar"/>
         </w:rPr>
-        <w:t xml:space="preserve">## [1,] -0.068377271 0.1900021 -0.10945848 -0.008094005  0.002122413 -0.007739715</w:t>
+        <w:t xml:space="preserve">## [1,] -0.03202404 0.1784211 -0.13969406  0.0008098334  3.593415e-05 0.001972623</w:t>
       </w:r>
       <w:r>
         <w:br/>
@@ -1385,7 +1385,7 @@
         <w:rPr>
           <w:rStyle w:val="VerbatimChar"/>
         </w:rPr>
-        <w:t xml:space="preserve">## [2,]  0.009890951 0.2135523 -0.10685097 -0.009804301 -0.001750119 -0.007110909</w:t>
+        <w:t xml:space="preserve">## [2,]  0.02859722 0.2143455 -0.12238064 -0.0012250524 -4.297387e-03 0.003651164</w:t>
       </w:r>
       <w:r>
         <w:br/>
@@ -1394,7 +1394,7 @@
         <w:rPr>
           <w:rStyle w:val="VerbatimChar"/>
         </w:rPr>
-        <w:t xml:space="preserve">## [3,]  0.091787465 0.2116697 -0.08871756 -0.010940496 -0.003830958 -0.008718755</w:t>
+        <w:t xml:space="preserve">## [3,]  0.09494874 0.2253610 -0.08461346 -0.0023053698 -5.365800e-03 0.004094619</w:t>
       </w:r>
       <w:r>
         <w:br/>
@@ -1403,7 +1403,7 @@
         <w:rPr>
           <w:rStyle w:val="VerbatimChar"/>
         </w:rPr>
-        <w:t xml:space="preserve">## [4,]  0.158946455 0.1903875 -0.05896698 -0.011062328 -0.003597377 -0.010158323</w:t>
+        <w:t xml:space="preserve">## [4,]  0.14948323 0.2133884 -0.03798955 -0.0029805265 -3.957238e-03 0.004225232</w:t>
       </w:r>
       <w:r>
         <w:br/>
@@ -1412,7 +1412,7 @@
         <w:rPr>
           <w:rStyle w:val="VerbatimChar"/>
         </w:rPr>
-        <w:t xml:space="preserve">## [5,]  0.207863390 0.1507817 -0.01981325 -0.010177720 -0.001132742 -0.011505593</w:t>
+        <w:t xml:space="preserve">## [5,]  0.18500933 0.1816589  0.01193179 -0.0036216490 -5.387366e-04 0.003680617</w:t>
       </w:r>
       <w:r>
         <w:br/>
@@ -1421,7 +1421,7 @@
         <w:rPr>
           <w:rStyle w:val="VerbatimChar"/>
         </w:rPr>
-        <w:t xml:space="preserve">## [6,]  0.238899261 0.0992711  0.01899288 -0.010747490  0.002805766 -0.012340553</w:t>
+        <w:t xml:space="preserve">## [6,]  0.20477512 0.1371744  0.05340287 -0.0046167597  2.938345e-03 0.002294980</w:t>
       </w:r>
     </w:p>
     <w:p>
@@ -1439,7 +1439,11 @@
       </w:r>
     </w:p>
     <w:bookmarkEnd w:id="23"/>
-    <w:sectPr/>
+    <w:sectPr>
+      <w:footnotePr>
+        <w:numRestart w:val="eachSect"/>
+      </w:footnotePr>
+    </w:sectPr>
   </w:body>
 </w:document>
 </file>
@@ -1611,8 +1615,6 @@
     </w:pPr>
     <w:rPr>
       <w:rFonts w:asciiTheme="majorHAnsi" w:cstheme="majorBidi" w:eastAsiaTheme="majorEastAsia" w:hAnsiTheme="majorHAnsi"/>
-      <w:spacing w:val="-10"/>
-      <w:kern w:val="28"/>
       <w:sz w:val="56"/>
       <w:szCs w:val="56"/>
     </w:rPr>
@@ -1625,15 +1627,13 @@
     <w:rsid w:val="00A10FD9"/>
     <w:rPr>
       <w:rFonts w:asciiTheme="majorHAnsi" w:cstheme="majorBidi" w:eastAsiaTheme="majorEastAsia" w:hAnsiTheme="majorHAnsi"/>
-      <w:spacing w:val="-10"/>
-      <w:kern w:val="28"/>
       <w:sz w:val="56"/>
       <w:szCs w:val="56"/>
     </w:rPr>
   </w:style>
   <w:style w:styleId="Subtitle" w:type="paragraph">
     <w:name w:val="Subtitle"/>
-    <w:basedOn w:val="Normal"/>
+    <w:basedOn w:val="Title"/>
     <w:next w:val="BodyText"/>
     <w:link w:val="SubtitleChar"/>
     <w:uiPriority w:val="11"/>
@@ -1646,7 +1646,6 @@
     </w:pPr>
     <w:rPr>
       <w:rFonts w:cstheme="majorBidi" w:eastAsiaTheme="majorEastAsia"/>
-      <w:color w:themeColor="text1" w:themeTint="A6" w:val="595959"/>
       <w:spacing w:val="15"/>
       <w:sz w:val="28"/>
       <w:szCs w:val="28"/>
@@ -1668,23 +1667,31 @@
   </w:style>
   <w:style w:customStyle="1" w:styleId="Author" w:type="paragraph">
     <w:name w:val="Author"/>
+    <w:basedOn w:val="Title"/>
     <w:next w:val="BodyText"/>
     <w:qFormat/>
     <w:pPr>
       <w:keepNext/>
       <w:keepLines/>
-      <w:jc w:val="center"/>
     </w:pPr>
+    <w:rPr>
+      <w:sz w:val="24"/>
+      <w:szCs w:val="24"/>
+    </w:rPr>
   </w:style>
   <w:style w:styleId="Date" w:type="paragraph">
     <w:name w:val="Date"/>
+    <w:basedOn w:val="Title"/>
     <w:next w:val="BodyText"/>
     <w:qFormat/>
     <w:pPr>
       <w:keepNext/>
       <w:keepLines/>
-      <w:jc w:val="center"/>
     </w:pPr>
+    <w:rPr>
+      <w:sz w:val="24"/>
+      <w:szCs w:val="24"/>
+    </w:rPr>
   </w:style>
   <w:style w:customStyle="1" w:styleId="AbstractTitle" w:type="paragraph">
     <w:name w:val="Abstract Title"/>
@@ -1699,7 +1706,6 @@
     </w:pPr>
     <w:rPr>
       <w:b/>
-      <w:color w:val="345A8A"/>
       <w:sz w:val="20"/>
       <w:szCs w:val="20"/>
     </w:rPr>

--- a/examples/autoencoder/doc/autoenc_variational_e.docx
+++ b/examples/autoencoder/doc/autoenc_variational_e.docx
@@ -1367,7 +1367,7 @@
         <w:rPr>
           <w:rStyle w:val="VerbatimChar"/>
         </w:rPr>
-        <w:t xml:space="preserve">##             [,1]      [,2]        [,3]          [,4]          [,5]        [,6]</w:t>
+        <w:t xml:space="preserve">##             [,1]          [,2]        [,3]         [,4]          [,5]          [,6]</w:t>
       </w:r>
       <w:r>
         <w:br/>
@@ -1376,7 +1376,7 @@
         <w:rPr>
           <w:rStyle w:val="VerbatimChar"/>
         </w:rPr>
-        <w:t xml:space="preserve">## [1,] -0.03202404 0.1784211 -0.13969406  0.0008098334  3.593415e-05 0.001972623</w:t>
+        <w:t xml:space="preserve">## [1,] -0.18483302 -0.0600612424 -0.09509551 -0.004513562 -0.0000980976 -0.0007980466</w:t>
       </w:r>
       <w:r>
         <w:br/>
@@ -1385,7 +1385,7 @@
         <w:rPr>
           <w:rStyle w:val="VerbatimChar"/>
         </w:rPr>
-        <w:t xml:space="preserve">## [2,]  0.02859722 0.2143455 -0.12238064 -0.0012250524 -4.297387e-03 0.003651164</w:t>
+        <w:t xml:space="preserve">## [2,] -0.19204371 -0.0006540641 -0.13163367 -0.004916944 -0.0018083465 -0.0050530583</w:t>
       </w:r>
       <w:r>
         <w:br/>
@@ -1394,7 +1394,7 @@
         <w:rPr>
           <w:rStyle w:val="VerbatimChar"/>
         </w:rPr>
-        <w:t xml:space="preserve">## [3,]  0.09494874 0.2253610 -0.08461346 -0.0023053698 -5.365800e-03 0.004094619</w:t>
+        <w:t xml:space="preserve">## [3,] -0.18051441  0.0661673844 -0.15856868 -0.006683923 -0.0034581563 -0.0102690607</w:t>
       </w:r>
       <w:r>
         <w:br/>
@@ -1403,7 +1403,7 @@
         <w:rPr>
           <w:rStyle w:val="VerbatimChar"/>
         </w:rPr>
-        <w:t xml:space="preserve">## [4,]  0.14948323 0.2133884 -0.03798955 -0.0029805265 -3.957238e-03 0.004225232</w:t>
+        <w:t xml:space="preserve">## [4,] -0.13971184  0.1219854951 -0.16618887 -0.005529657 -0.0050116321 -0.0081637055</w:t>
       </w:r>
       <w:r>
         <w:br/>
@@ -1412,7 +1412,7 @@
         <w:rPr>
           <w:rStyle w:val="VerbatimChar"/>
         </w:rPr>
-        <w:t xml:space="preserve">## [5,]  0.18500933 0.1816589  0.01193179 -0.0036216490 -5.387366e-04 0.003680617</w:t>
+        <w:t xml:space="preserve">## [5,] -0.08197786  0.1552404463 -0.15123489 -0.004884973 -0.0061832294 -0.0013490915</w:t>
       </w:r>
       <w:r>
         <w:br/>
@@ -1421,7 +1421,7 @@
         <w:rPr>
           <w:rStyle w:val="VerbatimChar"/>
         </w:rPr>
-        <w:t xml:space="preserve">## [6,]  0.20477512 0.1371744  0.05340287 -0.0046167597  2.938345e-03 0.002294980</w:t>
+        <w:t xml:space="preserve">## [6,] -0.03113154  0.1630938202 -0.11964656 -0.003539056 -0.0076560541  0.0036833435</w:t>
       </w:r>
     </w:p>
     <w:p>

--- a/examples/autoencoder/doc/autoenc_variational_e.docx
+++ b/examples/autoencoder/doc/autoenc_variational_e.docx
@@ -1367,7 +1367,7 @@
         <w:rPr>
           <w:rStyle w:val="VerbatimChar"/>
         </w:rPr>
-        <w:t xml:space="preserve">##             [,1]          [,2]        [,3]         [,4]          [,5]          [,6]</w:t>
+        <w:t xml:space="preserve">##             [,1]       [,2]         [,3]         [,4]          [,5]        [,6]</w:t>
       </w:r>
       <w:r>
         <w:br/>
@@ -1376,7 +1376,7 @@
         <w:rPr>
           <w:rStyle w:val="VerbatimChar"/>
         </w:rPr>
-        <w:t xml:space="preserve">## [1,] -0.18483302 -0.0600612424 -0.09509551 -0.004513562 -0.0000980976 -0.0007980466</w:t>
+        <w:t xml:space="preserve">## [1,] -0.01073703 0.09846513 -0.189949811 -0.004608698 -2.068750e-03 0.008672550</w:t>
       </w:r>
       <w:r>
         <w:br/>
@@ -1385,7 +1385,7 @@
         <w:rPr>
           <w:rStyle w:val="VerbatimChar"/>
         </w:rPr>
-        <w:t xml:space="preserve">## [2,] -0.19204371 -0.0006540641 -0.13163367 -0.004916944 -0.0018083465 -0.0050530583</w:t>
+        <w:t xml:space="preserve">## [2,]  0.03871399 0.13572323 -0.180565625 -0.004954249 -2.961648e-03 0.004226282</w:t>
       </w:r>
       <w:r>
         <w:br/>
@@ -1394,7 +1394,7 @@
         <w:rPr>
           <w:rStyle w:val="VerbatimChar"/>
         </w:rPr>
-        <w:t xml:space="preserve">## [3,] -0.18051441  0.0661673844 -0.15856868 -0.006683923 -0.0034581563 -0.0102690607</w:t>
+        <w:t xml:space="preserve">## [3,]  0.08569820 0.16299812 -0.153482959 -0.002961546 -8.441415e-05 0.001652360</w:t>
       </w:r>
       <w:r>
         <w:br/>
@@ -1403,7 +1403,7 @@
         <w:rPr>
           <w:rStyle w:val="VerbatimChar"/>
         </w:rPr>
-        <w:t xml:space="preserve">## [4,] -0.13971184  0.1219854951 -0.16618887 -0.005529657 -0.0050116321 -0.0081637055</w:t>
+        <w:t xml:space="preserve">## [4,]  0.12697360 0.17113666 -0.107263029 -0.003861926  9.084297e-04 0.001965106</w:t>
       </w:r>
       <w:r>
         <w:br/>
@@ -1412,7 +1412,7 @@
         <w:rPr>
           <w:rStyle w:val="VerbatimChar"/>
         </w:rPr>
-        <w:t xml:space="preserve">## [5,] -0.08197786  0.1552404463 -0.15123489 -0.004884973 -0.0061832294 -0.0013490915</w:t>
+        <w:t xml:space="preserve">## [5,]  0.15732762 0.16313623 -0.050332502 -0.006905980 -5.154237e-04 0.003765464</w:t>
       </w:r>
       <w:r>
         <w:br/>
@@ -1421,7 +1421,7 @@
         <w:rPr>
           <w:rStyle w:val="VerbatimChar"/>
         </w:rPr>
-        <w:t xml:space="preserve">## [6,] -0.03113154  0.1630938202 -0.11964656 -0.003539056 -0.0076560541  0.0036833435</w:t>
+        <w:t xml:space="preserve">## [6,]  0.17037795 0.14472950  0.005944557 -0.007569999  8.440623e-04 0.005266845</w:t>
       </w:r>
     </w:p>
     <w:p>

--- a/examples/autoencoder/doc/autoenc_variational_e.docx
+++ b/examples/autoencoder/doc/autoenc_variational_e.docx
@@ -1367,7 +1367,7 @@
         <w:rPr>
           <w:rStyle w:val="VerbatimChar"/>
         </w:rPr>
-        <w:t xml:space="preserve">##             [,1]       [,2]         [,3]         [,4]          [,5]        [,6]</w:t>
+        <w:t xml:space="preserve">##              [,1]         [,2]       [,3]          [,4]         [,5]          [,6]</w:t>
       </w:r>
       <w:r>
         <w:br/>
@@ -1376,7 +1376,7 @@
         <w:rPr>
           <w:rStyle w:val="VerbatimChar"/>
         </w:rPr>
-        <w:t xml:space="preserve">## [1,] -0.01073703 0.09846513 -0.189949811 -0.004608698 -2.068750e-03 0.008672550</w:t>
+        <w:t xml:space="preserve">## [1,] -0.168131188 -0.007199232 -0.1467034 -0.0051381588 -0.002720887  8.200258e-04</w:t>
       </w:r>
       <w:r>
         <w:br/>
@@ -1385,7 +1385,7 @@
         <w:rPr>
           <w:rStyle w:val="VerbatimChar"/>
         </w:rPr>
-        <w:t xml:space="preserve">## [2,]  0.03871399 0.13572323 -0.180565625 -0.004954249 -2.961648e-03 0.004226282</w:t>
+        <w:t xml:space="preserve">## [2,] -0.148804337  0.041964352 -0.1816822 -0.0002106130 -0.001408431 -2.711013e-03</w:t>
       </w:r>
       <w:r>
         <w:br/>
@@ -1394,7 +1394,7 @@
         <w:rPr>
           <w:rStyle w:val="VerbatimChar"/>
         </w:rPr>
-        <w:t xml:space="preserve">## [3,]  0.08569820 0.16299812 -0.153482959 -0.002961546 -8.441415e-05 0.001652360</w:t>
+        <w:t xml:space="preserve">## [3,] -0.106112801  0.101136327 -0.1936192  0.0024326816 -0.003246165 -4.652038e-03</w:t>
       </w:r>
       <w:r>
         <w:br/>
@@ -1403,7 +1403,7 @@
         <w:rPr>
           <w:rStyle w:val="VerbatimChar"/>
         </w:rPr>
-        <w:t xml:space="preserve">## [4,]  0.12697360 0.17113666 -0.107263029 -0.003861926  9.084297e-04 0.001965106</w:t>
+        <w:t xml:space="preserve">## [4,] -0.051863398  0.150686249 -0.1848663  0.0009189919 -0.005603988 -3.379777e-03</w:t>
       </w:r>
       <w:r>
         <w:br/>
@@ -1412,7 +1412,7 @@
         <w:rPr>
           <w:rStyle w:val="VerbatimChar"/>
         </w:rPr>
-        <w:t xml:space="preserve">## [5,]  0.15732762 0.16313623 -0.050332502 -0.006905980 -5.154237e-04 0.003765464</w:t>
+        <w:t xml:space="preserve">## [5,] -0.004543419  0.172607884 -0.1513991 -0.0030874535 -0.009207065 -6.134808e-05</w:t>
       </w:r>
       <w:r>
         <w:br/>
@@ -1421,7 +1421,7 @@
         <w:rPr>
           <w:rStyle w:val="VerbatimChar"/>
         </w:rPr>
-        <w:t xml:space="preserve">## [6,]  0.17037795 0.14472950  0.005944557 -0.007569999  8.440623e-04 0.005266845</w:t>
+        <w:t xml:space="preserve">## [6,]  0.039685193  0.178164855 -0.1032164 -0.0083023682 -0.012114446  2.856240e-03</w:t>
       </w:r>
     </w:p>
     <w:p>

--- a/examples/autoencoder/doc/autoenc_variational_e.docx
+++ b/examples/autoencoder/doc/autoenc_variational_e.docx
@@ -1367,7 +1367,7 @@
         <w:rPr>
           <w:rStyle w:val="VerbatimChar"/>
         </w:rPr>
-        <w:t xml:space="preserve">##              [,1]         [,2]       [,3]          [,4]         [,5]          [,6]</w:t>
+        <w:t xml:space="preserve">##             [,1]      [,2]        [,3]         [,4]         [,5]          [,6]</w:t>
       </w:r>
       <w:r>
         <w:br/>
@@ -1376,7 +1376,7 @@
         <w:rPr>
           <w:rStyle w:val="VerbatimChar"/>
         </w:rPr>
-        <w:t xml:space="preserve">## [1,] -0.168131188 -0.007199232 -0.1467034 -0.0051381588 -0.002720887  8.200258e-04</w:t>
+        <w:t xml:space="preserve">## [1,] 0.005370395 0.1229684 -0.18699996 0.0074491426 -0.002515262  0.0044414252</w:t>
       </w:r>
       <w:r>
         <w:br/>
@@ -1385,7 +1385,7 @@
         <w:rPr>
           <w:rStyle w:val="VerbatimChar"/>
         </w:rPr>
-        <w:t xml:space="preserve">## [2,] -0.148804337  0.041964352 -0.1816822 -0.0002106130 -0.001408431 -2.711013e-03</w:t>
+        <w:t xml:space="preserve">## [2,] 0.058836177 0.1586173 -0.16403174 0.0082028806 -0.002612351  0.0010600090</w:t>
       </w:r>
       <w:r>
         <w:br/>
@@ -1394,7 +1394,7 @@
         <w:rPr>
           <w:rStyle w:val="VerbatimChar"/>
         </w:rPr>
-        <w:t xml:space="preserve">## [3,] -0.106112801  0.101136327 -0.1936192  0.0024326816 -0.003246165 -4.652038e-03</w:t>
+        <w:t xml:space="preserve">## [3,] 0.109821305 0.1805056 -0.12615190 0.0084449127 -0.001778158 -0.0027465373</w:t>
       </w:r>
       <w:r>
         <w:br/>
@@ -1403,7 +1403,7 @@
         <w:rPr>
           <w:rStyle w:val="VerbatimChar"/>
         </w:rPr>
-        <w:t xml:space="preserve">## [4,] -0.051863398  0.150686249 -0.1848663  0.0009189919 -0.005603988 -3.379777e-03</w:t>
+        <w:t xml:space="preserve">## [4,] 0.153011665 0.1828809 -0.07281664 0.0063718855 -0.001936963 -0.0025661737</w:t>
       </w:r>
       <w:r>
         <w:br/>
@@ -1412,7 +1412,7 @@
         <w:rPr>
           <w:rStyle w:val="VerbatimChar"/>
         </w:rPr>
-        <w:t xml:space="preserve">## [5,] -0.004543419  0.172607884 -0.1513991 -0.0030874535 -0.009207065 -6.134808e-05</w:t>
+        <w:t xml:space="preserve">## [5,] 0.183236882 0.1681823 -0.01300228 0.0028479099 -0.003613260 -0.0002355427</w:t>
       </w:r>
       <w:r>
         <w:br/>
@@ -1421,7 +1421,7 @@
         <w:rPr>
           <w:rStyle w:val="VerbatimChar"/>
         </w:rPr>
-        <w:t xml:space="preserve">## [6,]  0.039685193  0.178164855 -0.1032164 -0.0083023682 -0.012114446  2.856240e-03</w:t>
+        <w:t xml:space="preserve">## [6,] 0.197096586 0.1422085  0.04480835 0.0002408549 -0.002412744  0.0008650273</w:t>
       </w:r>
     </w:p>
     <w:p>

--- a/examples/autoencoder/doc/autoenc_variational_e.docx
+++ b/examples/autoencoder/doc/autoenc_variational_e.docx
@@ -1367,7 +1367,7 @@
         <w:rPr>
           <w:rStyle w:val="VerbatimChar"/>
         </w:rPr>
-        <w:t xml:space="preserve">##             [,1]      [,2]        [,3]         [,4]         [,5]          [,6]</w:t>
+        <w:t xml:space="preserve">##               [,1]       [,2]        [,3]          [,4]        [,5]         [,6]</w:t>
       </w:r>
       <w:r>
         <w:br/>
@@ -1376,7 +1376,7 @@
         <w:rPr>
           <w:rStyle w:val="VerbatimChar"/>
         </w:rPr>
-        <w:t xml:space="preserve">## [1,] 0.005370395 0.1229684 -0.18699996 0.0074491426 -0.002515262  0.0044414252</w:t>
+        <w:t xml:space="preserve">## [1,] -0.1564595699 0.02374887 -0.12932834  0.0027910173 0.001414594 -0.001503140</w:t>
       </w:r>
       <w:r>
         <w:br/>
@@ -1385,7 +1385,7 @@
         <w:rPr>
           <w:rStyle w:val="VerbatimChar"/>
         </w:rPr>
-        <w:t xml:space="preserve">## [2,] 0.058836177 0.1586173 -0.16403174 0.0082028806 -0.002612351  0.0010600090</w:t>
+        <w:t xml:space="preserve">## [2,] -0.1457986832 0.07285214 -0.15629433  0.0014218315 0.008496049 -0.005991027</w:t>
       </w:r>
       <w:r>
         <w:br/>
@@ -1394,7 +1394,7 @@
         <w:rPr>
           <w:rStyle w:val="VerbatimChar"/>
         </w:rPr>
-        <w:t xml:space="preserve">## [3,] 0.109821305 0.1805056 -0.12615190 0.0084449127 -0.001778158 -0.0027465373</w:t>
+        <w:t xml:space="preserve">## [3,] -0.1024696007 0.13197707 -0.16274661  0.0007868186 0.010195923 -0.007413402</w:t>
       </w:r>
       <w:r>
         <w:br/>
@@ -1403,7 +1403,7 @@
         <w:rPr>
           <w:rStyle w:val="VerbatimChar"/>
         </w:rPr>
-        <w:t xml:space="preserve">## [4,] 0.153011665 0.1828809 -0.07281664 0.0063718855 -0.001936963 -0.0025661737</w:t>
+        <w:t xml:space="preserve">## [4,] -0.0500705391 0.17510632 -0.14885308 -0.0011269972 0.009497890 -0.005660862</w:t>
       </w:r>
       <w:r>
         <w:br/>
@@ -1412,7 +1412,7 @@
         <w:rPr>
           <w:rStyle w:val="VerbatimChar"/>
         </w:rPr>
-        <w:t xml:space="preserve">## [5,] 0.183236882 0.1681823 -0.01300228 0.0028479099 -0.003613260 -0.0002355427</w:t>
+        <w:t xml:space="preserve">## [5,] -0.0005932692 0.19095629 -0.11552870 -0.0043634698 0.006239763 -0.001353353</w:t>
       </w:r>
       <w:r>
         <w:br/>
@@ -1421,7 +1421,7 @@
         <w:rPr>
           <w:rStyle w:val="VerbatimChar"/>
         </w:rPr>
-        <w:t xml:space="preserve">## [6,] 0.197096586 0.1422085  0.04480835 0.0002408549 -0.002412744  0.0008650273</w:t>
+        <w:t xml:space="preserve">## [6,]  0.0443381667 0.18811575 -0.07334125 -0.0062531233 0.003907369  0.001371071</w:t>
       </w:r>
     </w:p>
     <w:p>

--- a/examples/autoencoder/doc/autoenc_variational_e.docx
+++ b/examples/autoencoder/doc/autoenc_variational_e.docx
@@ -2,7 +2,7 @@
 <file path=word/document.xml><?xml version="1.0" encoding="utf-8"?>
 <w:document xmlns:w="http://schemas.openxmlformats.org/wordprocessingml/2006/main" xmlns:m="http://schemas.openxmlformats.org/officeDocument/2006/math" xmlns:r="http://schemas.openxmlformats.org/officeDocument/2006/relationships" xmlns:o="urn:schemas-microsoft-com:office:office" xmlns:v="urn:schemas-microsoft-com:vml" xmlns:w10="urn:schemas-microsoft-com:office:word" xmlns:a="http://schemas.openxmlformats.org/drawingml/2006/main" xmlns:pic="http://schemas.openxmlformats.org/drawingml/2006/picture" xmlns:wp="http://schemas.openxmlformats.org/drawingml/2006/wordprocessingDrawing">
   <w:body>
-    <w:bookmarkStart w:id="23" w:name="variational-autoencoder-encode"/>
+    <w:bookmarkStart w:id="12" w:name="variational-autoencoder-encode"/>
     <w:p>
       <w:pPr>
         <w:pStyle w:val="Heading2"/>
@@ -874,7 +874,7 @@
         <w:rPr>
           <w:rStyle w:val="CommentTok"/>
         </w:rPr>
-        <w:t xml:space="preserve"># Learning curves (total loss per epoch)</w:t>
+        <w:t xml:space="preserve"># Learning curves</w:t>
       </w:r>
       <w:r>
         <w:br/>
@@ -932,195 +932,414 @@
       </w:r>
       <w:r>
         <w:rPr>
+          <w:rStyle w:val="FunctionTok"/>
+        </w:rPr>
+        <w:t xml:space="preserve">seq_along</w:t>
+      </w:r>
+      <w:r>
+        <w:rPr>
+          <w:rStyle w:val="NormalTok"/>
+        </w:rPr>
+        <w:t xml:space="preserve">(auto</w:t>
+      </w:r>
+      <w:r>
+        <w:rPr>
+          <w:rStyle w:val="SpecialCharTok"/>
+        </w:rPr>
+        <w:t xml:space="preserve">$</w:t>
+      </w:r>
+      <w:r>
+        <w:rPr>
+          <w:rStyle w:val="NormalTok"/>
+        </w:rPr>
+        <w:t xml:space="preserve">train_loss),</w:t>
+      </w:r>
+      <w:r>
+        <w:br/>
+      </w:r>
+      <w:r>
+        <w:rPr>
+          <w:rStyle w:val="NormalTok"/>
+        </w:rPr>
+        <w:t xml:space="preserve">  </w:t>
+      </w:r>
+      <w:r>
+        <w:rPr>
+          <w:rStyle w:val="AttributeTok"/>
+        </w:rPr>
+        <w:t xml:space="preserve">train_loss =</w:t>
+      </w:r>
+      <w:r>
+        <w:rPr>
+          <w:rStyle w:val="NormalTok"/>
+        </w:rPr>
+        <w:t xml:space="preserve"> auto</w:t>
+      </w:r>
+      <w:r>
+        <w:rPr>
+          <w:rStyle w:val="SpecialCharTok"/>
+        </w:rPr>
+        <w:t xml:space="preserve">$</w:t>
+      </w:r>
+      <w:r>
+        <w:rPr>
+          <w:rStyle w:val="NormalTok"/>
+        </w:rPr>
+        <w:t xml:space="preserve">train_loss</w:t>
+      </w:r>
+      <w:r>
+        <w:br/>
+      </w:r>
+      <w:r>
+        <w:rPr>
+          <w:rStyle w:val="NormalTok"/>
+        </w:rPr>
+        <w:t xml:space="preserve">)</w:t>
+      </w:r>
+      <w:r>
+        <w:br/>
+      </w:r>
+      <w:r>
+        <w:rPr>
+          <w:rStyle w:val="ControlFlowTok"/>
+        </w:rPr>
+        <w:t xml:space="preserve">if</w:t>
+      </w:r>
+      <w:r>
+        <w:rPr>
+          <w:rStyle w:val="NormalTok"/>
+        </w:rPr>
+        <w:t xml:space="preserve"> (</w:t>
+      </w:r>
+      <w:r>
+        <w:rPr>
+          <w:rStyle w:val="SpecialCharTok"/>
+        </w:rPr>
+        <w:t xml:space="preserve">!</w:t>
+      </w:r>
+      <w:r>
+        <w:rPr>
+          <w:rStyle w:val="FunctionTok"/>
+        </w:rPr>
+        <w:t xml:space="preserve">is.null</w:t>
+      </w:r>
+      <w:r>
+        <w:rPr>
+          <w:rStyle w:val="NormalTok"/>
+        </w:rPr>
+        <w:t xml:space="preserve">(auto</w:t>
+      </w:r>
+      <w:r>
+        <w:rPr>
+          <w:rStyle w:val="SpecialCharTok"/>
+        </w:rPr>
+        <w:t xml:space="preserve">$</w:t>
+      </w:r>
+      <w:r>
+        <w:rPr>
+          <w:rStyle w:val="NormalTok"/>
+        </w:rPr>
+        <w:t xml:space="preserve">val_loss) </w:t>
+      </w:r>
+      <w:r>
+        <w:rPr>
+          <w:rStyle w:val="SpecialCharTok"/>
+        </w:rPr>
+        <w:t xml:space="preserve">&amp;&amp;</w:t>
+      </w:r>
+      <w:r>
+        <w:rPr>
+          <w:rStyle w:val="NormalTok"/>
+        </w:rPr>
+        <w:t xml:space="preserve"> </w:t>
+      </w:r>
+      <w:r>
+        <w:rPr>
+          <w:rStyle w:val="FunctionTok"/>
+        </w:rPr>
+        <w:t xml:space="preserve">length</w:t>
+      </w:r>
+      <w:r>
+        <w:rPr>
+          <w:rStyle w:val="NormalTok"/>
+        </w:rPr>
+        <w:t xml:space="preserve">(auto</w:t>
+      </w:r>
+      <w:r>
+        <w:rPr>
+          <w:rStyle w:val="SpecialCharTok"/>
+        </w:rPr>
+        <w:t xml:space="preserve">$</w:t>
+      </w:r>
+      <w:r>
+        <w:rPr>
+          <w:rStyle w:val="NormalTok"/>
+        </w:rPr>
+        <w:t xml:space="preserve">val_loss) </w:t>
+      </w:r>
+      <w:r>
+        <w:rPr>
+          <w:rStyle w:val="SpecialCharTok"/>
+        </w:rPr>
+        <w:t xml:space="preserve">&gt;</w:t>
+      </w:r>
+      <w:r>
+        <w:rPr>
+          <w:rStyle w:val="NormalTok"/>
+        </w:rPr>
+        <w:t xml:space="preserve"> </w:t>
+      </w:r>
+      <w:r>
+        <w:rPr>
           <w:rStyle w:val="DecValTok"/>
         </w:rPr>
-        <w:t xml:space="preserve">1</w:t>
+        <w:t xml:space="preserve">0</w:t>
+      </w:r>
+      <w:r>
+        <w:rPr>
+          <w:rStyle w:val="NormalTok"/>
+        </w:rPr>
+        <w:t xml:space="preserve">) {</w:t>
+      </w:r>
+      <w:r>
+        <w:br/>
+      </w:r>
+      <w:r>
+        <w:rPr>
+          <w:rStyle w:val="NormalTok"/>
+        </w:rPr>
+        <w:t xml:space="preserve">  fit_loss</w:t>
       </w:r>
       <w:r>
         <w:rPr>
           <w:rStyle w:val="SpecialCharTok"/>
         </w:rPr>
-        <w:t xml:space="preserve">:</w:t>
+        <w:t xml:space="preserve">$</w:t>
+      </w:r>
+      <w:r>
+        <w:rPr>
+          <w:rStyle w:val="NormalTok"/>
+        </w:rPr>
+        <w:t xml:space="preserve">val_loss </w:t>
+      </w:r>
+      <w:r>
+        <w:rPr>
+          <w:rStyle w:val="OtherTok"/>
+        </w:rPr>
+        <w:t xml:space="preserve">&lt;-</w:t>
+      </w:r>
+      <w:r>
+        <w:rPr>
+          <w:rStyle w:val="NormalTok"/>
+        </w:rPr>
+        <w:t xml:space="preserve"> auto</w:t>
+      </w:r>
+      <w:r>
+        <w:rPr>
+          <w:rStyle w:val="SpecialCharTok"/>
+        </w:rPr>
+        <w:t xml:space="preserve">$</w:t>
+      </w:r>
+      <w:r>
+        <w:rPr>
+          <w:rStyle w:val="NormalTok"/>
+        </w:rPr>
+        <w:t xml:space="preserve">val_loss</w:t>
+      </w:r>
+      <w:r>
+        <w:br/>
+      </w:r>
+      <w:r>
+        <w:rPr>
+          <w:rStyle w:val="NormalTok"/>
+        </w:rPr>
+        <w:t xml:space="preserve">}</w:t>
+      </w:r>
+      <w:r>
+        <w:br/>
+      </w:r>
+      <w:r>
+        <w:rPr>
+          <w:rStyle w:val="NormalTok"/>
+        </w:rPr>
+        <w:t xml:space="preserve">colors </w:t>
+      </w:r>
+      <w:r>
+        <w:rPr>
+          <w:rStyle w:val="OtherTok"/>
+        </w:rPr>
+        <w:t xml:space="preserve">&lt;-</w:t>
+      </w:r>
+      <w:r>
+        <w:rPr>
+          <w:rStyle w:val="NormalTok"/>
+        </w:rPr>
+        <w:t xml:space="preserve"> </w:t>
+      </w:r>
+      <w:r>
+        <w:rPr>
+          <w:rStyle w:val="ControlFlowTok"/>
+        </w:rPr>
+        <w:t xml:space="preserve">if</w:t>
+      </w:r>
+      <w:r>
+        <w:rPr>
+          <w:rStyle w:val="NormalTok"/>
+        </w:rPr>
+        <w:t xml:space="preserve"> (</w:t>
+      </w:r>
+      <w:r>
+        <w:rPr>
+          <w:rStyle w:val="StringTok"/>
+        </w:rPr>
+        <w:t xml:space="preserve">"val_loss"</w:t>
+      </w:r>
+      <w:r>
+        <w:rPr>
+          <w:rStyle w:val="NormalTok"/>
+        </w:rPr>
+        <w:t xml:space="preserve"> </w:t>
+      </w:r>
+      <w:r>
+        <w:rPr>
+          <w:rStyle w:val="SpecialCharTok"/>
+        </w:rPr>
+        <w:t xml:space="preserve">%in%</w:t>
+      </w:r>
+      <w:r>
+        <w:rPr>
+          <w:rStyle w:val="NormalTok"/>
+        </w:rPr>
+        <w:t xml:space="preserve"> </w:t>
       </w:r>
       <w:r>
         <w:rPr>
           <w:rStyle w:val="FunctionTok"/>
         </w:rPr>
-        <w:t xml:space="preserve">length</w:t>
-      </w:r>
-      <w:r>
-        <w:rPr>
-          <w:rStyle w:val="NormalTok"/>
-        </w:rPr>
-        <w:t xml:space="preserve">(auto</w:t>
-      </w:r>
-      <w:r>
-        <w:rPr>
-          <w:rStyle w:val="SpecialCharTok"/>
-        </w:rPr>
-        <w:t xml:space="preserve">$</w:t>
-      </w:r>
-      <w:r>
-        <w:rPr>
-          <w:rStyle w:val="NormalTok"/>
-        </w:rPr>
-        <w:t xml:space="preserve">train_loss),</w:t>
-      </w:r>
-      <w:r>
-        <w:br/>
-      </w:r>
-      <w:r>
-        <w:rPr>
-          <w:rStyle w:val="NormalTok"/>
-        </w:rPr>
-        <w:t xml:space="preserve">  </w:t>
+        <w:t xml:space="preserve">names</w:t>
+      </w:r>
+      <w:r>
+        <w:rPr>
+          <w:rStyle w:val="NormalTok"/>
+        </w:rPr>
+        <w:t xml:space="preserve">(fit_loss)) </w:t>
+      </w:r>
+      <w:r>
+        <w:rPr>
+          <w:rStyle w:val="FunctionTok"/>
+        </w:rPr>
+        <w:t xml:space="preserve">c</w:t>
+      </w:r>
+      <w:r>
+        <w:rPr>
+          <w:rStyle w:val="NormalTok"/>
+        </w:rPr>
+        <w:t xml:space="preserve">(</w:t>
+      </w:r>
+      <w:r>
+        <w:rPr>
+          <w:rStyle w:val="StringTok"/>
+        </w:rPr>
+        <w:t xml:space="preserve">"Blue"</w:t>
+      </w:r>
+      <w:r>
+        <w:rPr>
+          <w:rStyle w:val="NormalTok"/>
+        </w:rPr>
+        <w:t xml:space="preserve">, </w:t>
+      </w:r>
+      <w:r>
+        <w:rPr>
+          <w:rStyle w:val="StringTok"/>
+        </w:rPr>
+        <w:t xml:space="preserve">"Orange"</w:t>
+      </w:r>
+      <w:r>
+        <w:rPr>
+          <w:rStyle w:val="NormalTok"/>
+        </w:rPr>
+        <w:t xml:space="preserve">) </w:t>
+      </w:r>
+      <w:r>
+        <w:rPr>
+          <w:rStyle w:val="ControlFlowTok"/>
+        </w:rPr>
+        <w:t xml:space="preserve">else</w:t>
+      </w:r>
+      <w:r>
+        <w:rPr>
+          <w:rStyle w:val="NormalTok"/>
+        </w:rPr>
+        <w:t xml:space="preserve"> </w:t>
+      </w:r>
+      <w:r>
+        <w:rPr>
+          <w:rStyle w:val="FunctionTok"/>
+        </w:rPr>
+        <w:t xml:space="preserve">c</w:t>
+      </w:r>
+      <w:r>
+        <w:rPr>
+          <w:rStyle w:val="NormalTok"/>
+        </w:rPr>
+        <w:t xml:space="preserve">(</w:t>
+      </w:r>
+      <w:r>
+        <w:rPr>
+          <w:rStyle w:val="StringTok"/>
+        </w:rPr>
+        <w:t xml:space="preserve">"Blue"</w:t>
+      </w:r>
+      <w:r>
+        <w:rPr>
+          <w:rStyle w:val="NormalTok"/>
+        </w:rPr>
+        <w:t xml:space="preserve">)</w:t>
+      </w:r>
+      <w:r>
+        <w:br/>
+      </w:r>
+      <w:r>
+        <w:rPr>
+          <w:rStyle w:val="NormalTok"/>
+        </w:rPr>
+        <w:t xml:space="preserve">grf </w:t>
+      </w:r>
+      <w:r>
+        <w:rPr>
+          <w:rStyle w:val="OtherTok"/>
+        </w:rPr>
+        <w:t xml:space="preserve">&lt;-</w:t>
+      </w:r>
+      <w:r>
+        <w:rPr>
+          <w:rStyle w:val="NormalTok"/>
+        </w:rPr>
+        <w:t xml:space="preserve"> </w:t>
+      </w:r>
+      <w:r>
+        <w:rPr>
+          <w:rStyle w:val="FunctionTok"/>
+        </w:rPr>
+        <w:t xml:space="preserve">plot_series</w:t>
+      </w:r>
+      <w:r>
+        <w:rPr>
+          <w:rStyle w:val="NormalTok"/>
+        </w:rPr>
+        <w:t xml:space="preserve">(fit_loss, </w:t>
       </w:r>
       <w:r>
         <w:rPr>
           <w:rStyle w:val="AttributeTok"/>
         </w:rPr>
-        <w:t xml:space="preserve">train_loss =</w:t>
-      </w:r>
-      <w:r>
-        <w:rPr>
-          <w:rStyle w:val="NormalTok"/>
-        </w:rPr>
-        <w:t xml:space="preserve"> auto</w:t>
-      </w:r>
-      <w:r>
-        <w:rPr>
-          <w:rStyle w:val="SpecialCharTok"/>
-        </w:rPr>
-        <w:t xml:space="preserve">$</w:t>
-      </w:r>
-      <w:r>
-        <w:rPr>
-          <w:rStyle w:val="NormalTok"/>
-        </w:rPr>
-        <w:t xml:space="preserve">train_loss,</w:t>
-      </w:r>
-      <w:r>
-        <w:br/>
-      </w:r>
-      <w:r>
-        <w:rPr>
-          <w:rStyle w:val="NormalTok"/>
-        </w:rPr>
-        <w:t xml:space="preserve">  </w:t>
-      </w:r>
-      <w:r>
-        <w:rPr>
-          <w:rStyle w:val="AttributeTok"/>
-        </w:rPr>
-        <w:t xml:space="preserve">val_loss =</w:t>
-      </w:r>
-      <w:r>
-        <w:rPr>
-          <w:rStyle w:val="NormalTok"/>
-        </w:rPr>
-        <w:t xml:space="preserve"> auto</w:t>
-      </w:r>
-      <w:r>
-        <w:rPr>
-          <w:rStyle w:val="SpecialCharTok"/>
-        </w:rPr>
-        <w:t xml:space="preserve">$</w:t>
-      </w:r>
-      <w:r>
-        <w:rPr>
-          <w:rStyle w:val="NormalTok"/>
-        </w:rPr>
-        <w:t xml:space="preserve">val_loss</w:t>
-      </w:r>
-      <w:r>
-        <w:br/>
-      </w:r>
-      <w:r>
-        <w:rPr>
-          <w:rStyle w:val="NormalTok"/>
-        </w:rPr>
-        <w:t xml:space="preserve">)</w:t>
-      </w:r>
-      <w:r>
-        <w:br/>
-      </w:r>
-      <w:r>
-        <w:rPr>
-          <w:rStyle w:val="NormalTok"/>
-        </w:rPr>
-        <w:t xml:space="preserve">grf </w:t>
-      </w:r>
-      <w:r>
-        <w:rPr>
-          <w:rStyle w:val="OtherTok"/>
-        </w:rPr>
-        <w:t xml:space="preserve">&lt;-</w:t>
-      </w:r>
-      <w:r>
-        <w:rPr>
-          <w:rStyle w:val="NormalTok"/>
-        </w:rPr>
-        <w:t xml:space="preserve"> </w:t>
-      </w:r>
-      <w:r>
-        <w:rPr>
-          <w:rStyle w:val="FunctionTok"/>
-        </w:rPr>
-        <w:t xml:space="preserve">plot_series</w:t>
-      </w:r>
-      <w:r>
-        <w:rPr>
-          <w:rStyle w:val="NormalTok"/>
-        </w:rPr>
-        <w:t xml:space="preserve">(fit_loss, </w:t>
-      </w:r>
-      <w:r>
-        <w:rPr>
-          <w:rStyle w:val="AttributeTok"/>
-        </w:rPr>
         <w:t xml:space="preserve">colors =</w:t>
       </w:r>
       <w:r>
         <w:rPr>
           <w:rStyle w:val="NormalTok"/>
         </w:rPr>
-        <w:t xml:space="preserve"> </w:t>
-      </w:r>
-      <w:r>
-        <w:rPr>
-          <w:rStyle w:val="FunctionTok"/>
-        </w:rPr>
-        <w:t xml:space="preserve">c</w:t>
-      </w:r>
-      <w:r>
-        <w:rPr>
-          <w:rStyle w:val="NormalTok"/>
-        </w:rPr>
-        <w:t xml:space="preserve">(</w:t>
-      </w:r>
-      <w:r>
-        <w:rPr>
-          <w:rStyle w:val="StringTok"/>
-        </w:rPr>
-        <w:t xml:space="preserve">'Blue'</w:t>
-      </w:r>
-      <w:r>
-        <w:rPr>
-          <w:rStyle w:val="NormalTok"/>
-        </w:rPr>
-        <w:t xml:space="preserve">, </w:t>
-      </w:r>
-      <w:r>
-        <w:rPr>
-          <w:rStyle w:val="StringTok"/>
-        </w:rPr>
-        <w:t xml:space="preserve">'Orange'</w:t>
-      </w:r>
-      <w:r>
-        <w:rPr>
-          <w:rStyle w:val="NormalTok"/>
-        </w:rPr>
-        <w:t xml:space="preserve">))</w:t>
+        <w:t xml:space="preserve"> colors)</w:t>
       </w:r>
       <w:r>
         <w:br/>
@@ -1147,18 +1366,18 @@
           <wp:inline>
             <wp:extent cx="4620126" cy="3696101"/>
             <wp:effectExtent b="0" l="0" r="0" t="0"/>
-            <wp:docPr descr="" title="" id="21" name="Picture"/>
+            <wp:docPr descr="" title="" id="10" name="Picture"/>
             <a:graphic>
               <a:graphicData uri="http://schemas.openxmlformats.org/drawingml/2006/picture">
                 <pic:pic>
                   <pic:nvPicPr>
-                    <pic:cNvPr descr="/home/gpca/daltoolboxdp/examples/autoencoder/doc/autoenc_variational_e_files/figure-docx/unnamed-chunk-7-1.png" id="22" name="Picture"/>
+                    <pic:cNvPr descr="C:\Git\dal\daltoolboxdp\examples\autoencoder\doc\autoenc_variational_e_files/a066e73f1c5c2e3ac9bf84d3c35c051d83e7931a.png" id="11" name="Picture"/>
                     <pic:cNvPicPr>
                       <a:picLocks noChangeArrowheads="1" noChangeAspect="1"/>
                     </pic:cNvPicPr>
                   </pic:nvPicPr>
                   <pic:blipFill>
-                    <a:blip r:embed="rId20"/>
+                    <a:blip r:embed="rId9"/>
                     <a:stretch>
                       <a:fillRect/>
                     </a:stretch>
@@ -1367,7 +1586,7 @@
         <w:rPr>
           <w:rStyle w:val="VerbatimChar"/>
         </w:rPr>
-        <w:t xml:space="preserve">##               [,1]       [,2]        [,3]          [,4]        [,5]         [,6]</w:t>
+        <w:t xml:space="preserve">##             [,1]       [,2]       [,3]        [,4]          [,5]         [,6]</w:t>
       </w:r>
       <w:r>
         <w:br/>
@@ -1376,7 +1595,7 @@
         <w:rPr>
           <w:rStyle w:val="VerbatimChar"/>
         </w:rPr>
-        <w:t xml:space="preserve">## [1,] -0.1564595699 0.02374887 -0.12932834  0.0027910173 0.001414594 -0.001503140</w:t>
+        <w:t xml:space="preserve">## [1,] -0.07901915 -0.1553598 0.08244649 0.013938271 -0.0006018728 -0.003042430</w:t>
       </w:r>
       <w:r>
         <w:br/>
@@ -1385,7 +1604,7 @@
         <w:rPr>
           <w:rStyle w:val="VerbatimChar"/>
         </w:rPr>
-        <w:t xml:space="preserve">## [2,] -0.1457986832 0.07285214 -0.15629433  0.0014218315 0.008496049 -0.005991027</w:t>
+        <w:t xml:space="preserve">## [2,] -0.04137995 -0.1667852 0.12363730 0.010060444  0.0009322315 -0.003095359</w:t>
       </w:r>
       <w:r>
         <w:br/>
@@ -1394,7 +1613,7 @@
         <w:rPr>
           <w:rStyle w:val="VerbatimChar"/>
         </w:rPr>
-        <w:t xml:space="preserve">## [3,] -0.1024696007 0.13197707 -0.16274661  0.0007868186 0.010195923 -0.007413402</w:t>
+        <w:t xml:space="preserve">## [3,]  0.01253460 -0.1622359 0.15332979 0.008448936  0.0002761930 -0.002896115</w:t>
       </w:r>
       <w:r>
         <w:br/>
@@ -1403,7 +1622,7 @@
         <w:rPr>
           <w:rStyle w:val="VerbatimChar"/>
         </w:rPr>
-        <w:t xml:space="preserve">## [4,] -0.0500705391 0.17510632 -0.14885308 -0.0011269972 0.009497890 -0.005660862</w:t>
+        <w:t xml:space="preserve">## [4,]  0.06380820 -0.1450436 0.16964257 0.007167250 -0.0002376884 -0.001544014</w:t>
       </w:r>
       <w:r>
         <w:br/>
@@ -1412,7 +1631,7 @@
         <w:rPr>
           <w:rStyle w:val="VerbatimChar"/>
         </w:rPr>
-        <w:t xml:space="preserve">## [5,] -0.0005932692 0.19095629 -0.11552870 -0.0043634698 0.006239763 -0.001353353</w:t>
+        <w:t xml:space="preserve">## [5,]  0.10588454 -0.1160348 0.16931361 0.007819906 -0.0015499443 -0.001012743</w:t>
       </w:r>
       <w:r>
         <w:br/>
@@ -1421,7 +1640,7 @@
         <w:rPr>
           <w:rStyle w:val="VerbatimChar"/>
         </w:rPr>
-        <w:t xml:space="preserve">## [6,]  0.0443381667 0.18811575 -0.07334125 -0.0062531233 0.003907369  0.001371071</w:t>
+        <w:t xml:space="preserve">## [6,]  0.13472784 -0.0773583 0.15230817 0.010161087 -0.0038577318 -0.001108617</w:t>
       </w:r>
     </w:p>
     <w:p>
@@ -1438,7 +1657,7 @@
         <w:t xml:space="preserve">- Kingma, D. P., &amp; Welling, M. (2014). Auto-Encoding Variational Bayes. ICLR.</w:t>
       </w:r>
     </w:p>
-    <w:bookmarkEnd w:id="23"/>
+    <w:bookmarkEnd w:id="12"/>
     <w:sectPr>
       <w:footnotePr>
         <w:numRestart w:val="eachSect"/>
@@ -1560,10 +1779,10 @@
   <w:docDefaults>
     <w:rPrDefault>
       <w:rPr>
-        <w:rFonts w:asciiTheme="minorHAnsi" w:cstheme="minorBidi" w:eastAsiaTheme="minorHAnsi" w:hAnsiTheme="minorHAnsi"/>
+        <w:rFonts w:asciiTheme="minorHAnsi" w:cstheme="minorBidi" w:eastAsiaTheme="minorEastAsia" w:hAnsiTheme="minorHAnsi"/>
         <w:sz w:val="24"/>
         <w:szCs w:val="24"/>
-        <w:lang w:bidi="ar-SA" w:eastAsia="en-US" w:val="en-US"/>
+        <w:lang w:bidi="ar-SA" w:eastAsia="zh-CN" w:val="en-US"/>
       </w:rPr>
     </w:rPrDefault>
     <w:pPrDefault>
@@ -2104,13 +2323,6 @@
       </w:tblCellMar>
     </w:tblPr>
     <w:tblStylePr w:type="firstRow">
-      <w:tblPr>
-        <w:jc w:val="left"/>
-        <w:tblInd w:type="dxa" w:w="0"/>
-      </w:tblPr>
-      <w:trPr>
-        <w:jc w:val="left"/>
-      </w:trPr>
       <w:tcPr>
         <w:tcBorders>
           <w:bottom w:val="single"/>

--- a/examples/autoencoder/doc/autoenc_variational_e.docx
+++ b/examples/autoencoder/doc/autoenc_variational_e.docx
@@ -737,7 +737,7 @@
         <w:rPr>
           <w:rStyle w:val="CommentTok"/>
         </w:rPr>
-        <w:t xml:space="preserve"># - num_epochs: fewer epochs may suffice given the additional KL term</w:t>
+        <w:t xml:space="preserve"># - epochs: fewer epochs may suffice given the additional KL term</w:t>
       </w:r>
       <w:r>
         <w:br/>
@@ -800,7 +800,7 @@
         <w:rPr>
           <w:rStyle w:val="AttributeTok"/>
         </w:rPr>
-        <w:t xml:space="preserve">num_epochs =</w:t>
+        <w:t xml:space="preserve">epochs =</w:t>
       </w:r>
       <w:r>
         <w:rPr>
@@ -864,6 +864,185 @@
           <w:rStyle w:val="NormalTok"/>
         </w:rPr>
         <w:t xml:space="preserve">(auto, train)</w:t>
+      </w:r>
+    </w:p>
+    <w:p>
+      <w:pPr>
+        <w:pStyle w:val="FirstParagraph"/>
+      </w:pPr>
+      <w:r>
+        <w:t xml:space="preserve">Constructor configuration</w:t>
+      </w:r>
+      <w:r>
+        <w:t xml:space="preserve"> </w:t>
+      </w:r>
+      <w:r>
+        <w:t xml:space="preserve">- Fixed-epoch baseline: set</w:t>
+      </w:r>
+      <w:r>
+        <w:t xml:space="preserve"> </w:t>
+      </w:r>
+      <w:r>
+        <w:rPr>
+          <w:rStyle w:val="VerbatimChar"/>
+        </w:rPr>
+        <w:t xml:space="preserve">epochs</w:t>
+      </w:r>
+      <w:r>
+        <w:t xml:space="preserve"> </w:t>
+      </w:r>
+      <w:r>
+        <w:t xml:space="preserve">and keep</w:t>
+      </w:r>
+      <w:r>
+        <w:t xml:space="preserve"> </w:t>
+      </w:r>
+      <w:r>
+        <w:rPr>
+          <w:rStyle w:val="VerbatimChar"/>
+        </w:rPr>
+        <w:t xml:space="preserve">validation_strategy = "static"</w:t>
+      </w:r>
+      <w:r>
+        <w:t xml:space="preserve"> </w:t>
+      </w:r>
+      <w:r>
+        <w:t xml:space="preserve">with</w:t>
+      </w:r>
+      <w:r>
+        <w:t xml:space="preserve"> </w:t>
+      </w:r>
+      <w:r>
+        <w:rPr>
+          <w:rStyle w:val="VerbatimChar"/>
+        </w:rPr>
+        <w:t xml:space="preserve">stopping_rule = "none"</w:t>
+      </w:r>
+      <w:r>
+        <w:t xml:space="preserve">.</w:t>
+      </w:r>
+      <w:r>
+        <w:t xml:space="preserve"> </w:t>
+      </w:r>
+      <w:r>
+        <w:t xml:space="preserve">- Static early stopping: keep</w:t>
+      </w:r>
+      <w:r>
+        <w:t xml:space="preserve"> </w:t>
+      </w:r>
+      <w:r>
+        <w:rPr>
+          <w:rStyle w:val="VerbatimChar"/>
+        </w:rPr>
+        <w:t xml:space="preserve">validation_strategy = "static"</w:t>
+      </w:r>
+      <w:r>
+        <w:t xml:space="preserve"> </w:t>
+      </w:r>
+      <w:r>
+        <w:t xml:space="preserve">and choose</w:t>
+      </w:r>
+      <w:r>
+        <w:t xml:space="preserve"> </w:t>
+      </w:r>
+      <w:r>
+        <w:rPr>
+          <w:rStyle w:val="VerbatimChar"/>
+        </w:rPr>
+        <w:t xml:space="preserve">stopping_rule = "patience"</w:t>
+      </w:r>
+      <w:r>
+        <w:t xml:space="preserve">,</w:t>
+      </w:r>
+      <w:r>
+        <w:t xml:space="preserve"> </w:t>
+      </w:r>
+      <w:r>
+        <w:rPr>
+          <w:rStyle w:val="VerbatimChar"/>
+        </w:rPr>
+        <w:t xml:space="preserve">"sma"</w:t>
+      </w:r>
+      <w:r>
+        <w:t xml:space="preserve">,</w:t>
+      </w:r>
+      <w:r>
+        <w:t xml:space="preserve"> </w:t>
+      </w:r>
+      <w:r>
+        <w:rPr>
+          <w:rStyle w:val="VerbatimChar"/>
+        </w:rPr>
+        <w:t xml:space="preserve">"ema"</w:t>
+      </w:r>
+      <w:r>
+        <w:t xml:space="preserve">, or</w:t>
+      </w:r>
+      <w:r>
+        <w:t xml:space="preserve"> </w:t>
+      </w:r>
+      <w:r>
+        <w:rPr>
+          <w:rStyle w:val="VerbatimChar"/>
+        </w:rPr>
+        <w:t xml:space="preserve">"h"</w:t>
+      </w:r>
+      <w:r>
+        <w:t xml:space="preserve">.</w:t>
+      </w:r>
+      <w:r>
+        <w:t xml:space="preserve"> </w:t>
+      </w:r>
+      <w:r>
+        <w:t xml:space="preserve">- Dynamic early stopping: switch</w:t>
+      </w:r>
+      <w:r>
+        <w:t xml:space="preserve"> </w:t>
+      </w:r>
+      <w:r>
+        <w:rPr>
+          <w:rStyle w:val="VerbatimChar"/>
+        </w:rPr>
+        <w:t xml:space="preserve">validation_strategy = "dynamic"</w:t>
+      </w:r>
+      <w:r>
+        <w:t xml:space="preserve"> </w:t>
+      </w:r>
+      <w:r>
+        <w:t xml:space="preserve">and reuse the same stopping rules.</w:t>
+      </w:r>
+      <w:r>
+        <w:t xml:space="preserve"> </w:t>
+      </w:r>
+      <w:r>
+        <w:t xml:space="preserve">- The loss plot below always shows</w:t>
+      </w:r>
+      <w:r>
+        <w:t xml:space="preserve"> </w:t>
+      </w:r>
+      <w:r>
+        <w:rPr>
+          <w:rStyle w:val="VerbatimChar"/>
+        </w:rPr>
+        <w:t xml:space="preserve">train_loss</w:t>
+      </w:r>
+      <w:r>
+        <w:t xml:space="preserve">; it adds</w:t>
+      </w:r>
+      <w:r>
+        <w:t xml:space="preserve"> </w:t>
+      </w:r>
+      <w:r>
+        <w:rPr>
+          <w:rStyle w:val="VerbatimChar"/>
+        </w:rPr>
+        <w:t xml:space="preserve">val_loss</w:t>
+      </w:r>
+      <w:r>
+        <w:t xml:space="preserve"> </w:t>
+      </w:r>
+      <w:r>
+        <w:t xml:space="preserve">when validation is active.</w:t>
       </w:r>
     </w:p>
     <w:p>

--- a/examples/autoencoder/doc/autoenc_variational_e.docx
+++ b/examples/autoencoder/doc/autoenc_variational_e.docx
@@ -737,7 +737,7 @@
         <w:rPr>
           <w:rStyle w:val="CommentTok"/>
         </w:rPr>
-        <w:t xml:space="preserve"># - epochs: fewer epochs may suffice given the additional KL term</w:t>
+        <w:t xml:space="preserve"># - the default number of epochs is used</w:t>
       </w:r>
       <w:r>
         <w:br/>
@@ -789,30 +789,6 @@
           <w:rStyle w:val="DecValTok"/>
         </w:rPr>
         <w:t xml:space="preserve">3</w:t>
-      </w:r>
-      <w:r>
-        <w:rPr>
-          <w:rStyle w:val="NormalTok"/>
-        </w:rPr>
-        <w:t xml:space="preserve">, </w:t>
-      </w:r>
-      <w:r>
-        <w:rPr>
-          <w:rStyle w:val="AttributeTok"/>
-        </w:rPr>
-        <w:t xml:space="preserve">epochs =</w:t>
-      </w:r>
-      <w:r>
-        <w:rPr>
-          <w:rStyle w:val="NormalTok"/>
-        </w:rPr>
-        <w:t xml:space="preserve"> </w:t>
-      </w:r>
-      <w:r>
-        <w:rPr>
-          <w:rStyle w:val="DecValTok"/>
-        </w:rPr>
-        <w:t xml:space="preserve">350</w:t>
       </w:r>
       <w:r>
         <w:rPr>
@@ -877,7 +853,7 @@
         <w:t xml:space="preserve"> </w:t>
       </w:r>
       <w:r>
-        <w:t xml:space="preserve">- Fixed-epoch baseline: set</w:t>
+        <w:t xml:space="preserve">- Fixed-epoch baseline: omit</w:t>
       </w:r>
       <w:r>
         <w:t xml:space="preserve"> </w:t>
@@ -892,7 +868,7 @@
         <w:t xml:space="preserve"> </w:t>
       </w:r>
       <w:r>
-        <w:t xml:space="preserve">and keep</w:t>
+        <w:t xml:space="preserve">to use the default value and keep</w:t>
       </w:r>
       <w:r>
         <w:t xml:space="preserve"> </w:t>
@@ -1550,7 +1526,7 @@
               <a:graphicData uri="http://schemas.openxmlformats.org/drawingml/2006/picture">
                 <pic:pic>
                   <pic:nvPicPr>
-                    <pic:cNvPr descr="C:\Git\dal\daltoolboxdp\examples\autoencoder\doc\autoenc_variational_e_files/a066e73f1c5c2e3ac9bf84d3c35c051d83e7931a.png" id="11" name="Picture"/>
+                    <pic:cNvPr descr="C:\Git\dal\daltoolboxdp\examples\autoencoder\doc\autoenc_variational_e_files/e967ec3169f46a4efc31ba0add740a62909fef34.png" id="11" name="Picture"/>
                     <pic:cNvPicPr>
                       <a:picLocks noChangeArrowheads="1" noChangeAspect="1"/>
                     </pic:cNvPicPr>
@@ -1765,61 +1741,61 @@
         <w:rPr>
           <w:rStyle w:val="VerbatimChar"/>
         </w:rPr>
-        <w:t xml:space="preserve">##             [,1]       [,2]       [,3]        [,4]          [,5]         [,6]</w:t>
-      </w:r>
-      <w:r>
-        <w:br/>
-      </w:r>
-      <w:r>
-        <w:rPr>
-          <w:rStyle w:val="VerbatimChar"/>
-        </w:rPr>
-        <w:t xml:space="preserve">## [1,] -0.07901915 -0.1553598 0.08244649 0.013938271 -0.0006018728 -0.003042430</w:t>
-      </w:r>
-      <w:r>
-        <w:br/>
-      </w:r>
-      <w:r>
-        <w:rPr>
-          <w:rStyle w:val="VerbatimChar"/>
-        </w:rPr>
-        <w:t xml:space="preserve">## [2,] -0.04137995 -0.1667852 0.12363730 0.010060444  0.0009322315 -0.003095359</w:t>
-      </w:r>
-      <w:r>
-        <w:br/>
-      </w:r>
-      <w:r>
-        <w:rPr>
-          <w:rStyle w:val="VerbatimChar"/>
-        </w:rPr>
-        <w:t xml:space="preserve">## [3,]  0.01253460 -0.1622359 0.15332979 0.008448936  0.0002761930 -0.002896115</w:t>
-      </w:r>
-      <w:r>
-        <w:br/>
-      </w:r>
-      <w:r>
-        <w:rPr>
-          <w:rStyle w:val="VerbatimChar"/>
-        </w:rPr>
-        <w:t xml:space="preserve">## [4,]  0.06380820 -0.1450436 0.16964257 0.007167250 -0.0002376884 -0.001544014</w:t>
-      </w:r>
-      <w:r>
-        <w:br/>
-      </w:r>
-      <w:r>
-        <w:rPr>
-          <w:rStyle w:val="VerbatimChar"/>
-        </w:rPr>
-        <w:t xml:space="preserve">## [5,]  0.10588454 -0.1160348 0.16931361 0.007819906 -0.0015499443 -0.001012743</w:t>
-      </w:r>
-      <w:r>
-        <w:br/>
-      </w:r>
-      <w:r>
-        <w:rPr>
-          <w:rStyle w:val="VerbatimChar"/>
-        </w:rPr>
-        <w:t xml:space="preserve">## [6,]  0.13472784 -0.0773583 0.15230817 0.010161087 -0.0038577318 -0.001108617</w:t>
+        <w:t xml:space="preserve">##              [,1]       [,2]      [,3]       [,4]         [,5]        [,6]</w:t>
+      </w:r>
+      <w:r>
+        <w:br/>
+      </w:r>
+      <w:r>
+        <w:rPr>
+          <w:rStyle w:val="VerbatimChar"/>
+        </w:rPr>
+        <w:t xml:space="preserve">## [1,] -0.090390660 -0.2746773 0.2619951 0.05519966  0.018213168 -0.01911820</w:t>
+      </w:r>
+      <w:r>
+        <w:br/>
+      </w:r>
+      <w:r>
+        <w:rPr>
+          <w:rStyle w:val="VerbatimChar"/>
+        </w:rPr>
+        <w:t xml:space="preserve">## [2,] -0.044206575 -0.2996334 0.3299380 0.05406588  0.016730666 -0.02071466</w:t>
+      </w:r>
+      <w:r>
+        <w:br/>
+      </w:r>
+      <w:r>
+        <w:rPr>
+          <w:rStyle w:val="VerbatimChar"/>
+        </w:rPr>
+        <w:t xml:space="preserve">## [3,]  0.007997731 -0.3009214 0.3756417 0.05000485  0.013096467 -0.02301613</w:t>
+      </w:r>
+      <w:r>
+        <w:br/>
+      </w:r>
+      <w:r>
+        <w:rPr>
+          <w:rStyle w:val="VerbatimChar"/>
+        </w:rPr>
+        <w:t xml:space="preserve">## [4,]  0.057876579 -0.2797591 0.3943878 0.04487998  0.007571951 -0.02626608</w:t>
+      </w:r>
+      <w:r>
+        <w:br/>
+      </w:r>
+      <w:r>
+        <w:rPr>
+          <w:rStyle w:val="VerbatimChar"/>
+        </w:rPr>
+        <w:t xml:space="preserve">## [5,]  0.105990686 -0.2374635 0.3871394 0.03753541  0.002021432 -0.02749849</w:t>
+      </w:r>
+      <w:r>
+        <w:br/>
+      </w:r>
+      <w:r>
+        <w:rPr>
+          <w:rStyle w:val="VerbatimChar"/>
+        </w:rPr>
+        <w:t xml:space="preserve">## [6,]  0.148971528 -0.1765159 0.3551162 0.02769829 -0.002698079 -0.02655102</w:t>
       </w:r>
     </w:p>
     <w:p>

--- a/examples/autoencoder/doc/autoenc_variational_e.docx
+++ b/examples/autoencoder/doc/autoenc_variational_e.docx
@@ -1023,6 +1023,104 @@
     </w:p>
     <w:p>
       <w:pPr>
+        <w:pStyle w:val="BodyText"/>
+      </w:pPr>
+      <w:r>
+        <w:t xml:space="preserve">Architecture variations</w:t>
+      </w:r>
+      <w:r>
+        <w:t xml:space="preserve"> </w:t>
+      </w:r>
+      <w:r>
+        <w:t xml:space="preserve">- The original VAE is recovered with</w:t>
+      </w:r>
+      <w:r>
+        <w:t xml:space="preserve"> </w:t>
+      </w:r>
+      <w:r>
+        <w:rPr>
+          <w:rStyle w:val="VerbatimChar"/>
+        </w:rPr>
+        <w:t xml:space="preserve">encoder_hidden_sizes = c(64L, 32L)</w:t>
+      </w:r>
+      <w:r>
+        <w:t xml:space="preserve">.</w:t>
+      </w:r>
+      <w:r>
+        <w:t xml:space="preserve"> </w:t>
+      </w:r>
+      <w:r>
+        <w:t xml:space="preserve">- Deeper VAEs can be built with larger stacks such as</w:t>
+      </w:r>
+      <w:r>
+        <w:t xml:space="preserve"> </w:t>
+      </w:r>
+      <w:r>
+        <w:rPr>
+          <w:rStyle w:val="VerbatimChar"/>
+        </w:rPr>
+        <w:t xml:space="preserve">c(128L, 64L, 32L)</w:t>
+      </w:r>
+      <w:r>
+        <w:t xml:space="preserve">.</w:t>
+      </w:r>
+      <w:r>
+        <w:t xml:space="preserve"> </w:t>
+      </w:r>
+      <w:r>
+        <w:t xml:space="preserve">-</w:t>
+      </w:r>
+      <w:r>
+        <w:t xml:space="preserve"> </w:t>
+      </w:r>
+      <w:r>
+        <w:rPr>
+          <w:rStyle w:val="VerbatimChar"/>
+        </w:rPr>
+        <w:t xml:space="preserve">reconstruction_loss = "bce"</w:t>
+      </w:r>
+      <w:r>
+        <w:t xml:space="preserve"> </w:t>
+      </w:r>
+      <w:r>
+        <w:t xml:space="preserve">works well with normalized inputs and</w:t>
+      </w:r>
+      <w:r>
+        <w:t xml:space="preserve"> </w:t>
+      </w:r>
+      <w:r>
+        <w:rPr>
+          <w:rStyle w:val="VerbatimChar"/>
+        </w:rPr>
+        <w:t xml:space="preserve">output_activation = "sigmoid"</w:t>
+      </w:r>
+      <w:r>
+        <w:t xml:space="preserve">.</w:t>
+      </w:r>
+      <w:r>
+        <w:t xml:space="preserve"> </w:t>
+      </w:r>
+      <w:r>
+        <w:t xml:space="preserve">-</w:t>
+      </w:r>
+      <w:r>
+        <w:t xml:space="preserve"> </w:t>
+      </w:r>
+      <w:r>
+        <w:rPr>
+          <w:rStyle w:val="VerbatimChar"/>
+        </w:rPr>
+        <w:t xml:space="preserve">reconstruction_loss = "mse"</w:t>
+      </w:r>
+      <w:r>
+        <w:t xml:space="preserve"> </w:t>
+      </w:r>
+      <w:r>
+        <w:t xml:space="preserve">is often preferable for unconstrained real-valued windows.</w:t>
+      </w:r>
+    </w:p>
+    <w:p>
+      <w:pPr>
         <w:pStyle w:val="SourceCode"/>
       </w:pPr>
       <w:r>
@@ -1526,7 +1624,7 @@
               <a:graphicData uri="http://schemas.openxmlformats.org/drawingml/2006/picture">
                 <pic:pic>
                   <pic:nvPicPr>
-                    <pic:cNvPr descr="C:\Git\dal\daltoolboxdp\examples\autoencoder\doc\autoenc_variational_e_files/e967ec3169f46a4efc31ba0add740a62909fef34.png" id="11" name="Picture"/>
+                    <pic:cNvPr descr="/home/gpca/daltoolboxdp/examples/autoencoder/doc/autoenc_variational_e_files/47e9edbf591423bde18f5e3c702f67c362dd5097.png" id="11" name="Picture"/>
                     <pic:cNvPicPr>
                       <a:picLocks noChangeArrowheads="1" noChangeAspect="1"/>
                     </pic:cNvPicPr>
@@ -1741,61 +1839,61 @@
         <w:rPr>
           <w:rStyle w:val="VerbatimChar"/>
         </w:rPr>
-        <w:t xml:space="preserve">##              [,1]       [,2]      [,3]       [,4]         [,5]        [,6]</w:t>
-      </w:r>
-      <w:r>
-        <w:br/>
-      </w:r>
-      <w:r>
-        <w:rPr>
-          <w:rStyle w:val="VerbatimChar"/>
-        </w:rPr>
-        <w:t xml:space="preserve">## [1,] -0.090390660 -0.2746773 0.2619951 0.05519966  0.018213168 -0.01911820</w:t>
-      </w:r>
-      <w:r>
-        <w:br/>
-      </w:r>
-      <w:r>
-        <w:rPr>
-          <w:rStyle w:val="VerbatimChar"/>
-        </w:rPr>
-        <w:t xml:space="preserve">## [2,] -0.044206575 -0.2996334 0.3299380 0.05406588  0.016730666 -0.02071466</w:t>
-      </w:r>
-      <w:r>
-        <w:br/>
-      </w:r>
-      <w:r>
-        <w:rPr>
-          <w:rStyle w:val="VerbatimChar"/>
-        </w:rPr>
-        <w:t xml:space="preserve">## [3,]  0.007997731 -0.3009214 0.3756417 0.05000485  0.013096467 -0.02301613</w:t>
-      </w:r>
-      <w:r>
-        <w:br/>
-      </w:r>
-      <w:r>
-        <w:rPr>
-          <w:rStyle w:val="VerbatimChar"/>
-        </w:rPr>
-        <w:t xml:space="preserve">## [4,]  0.057876579 -0.2797591 0.3943878 0.04487998  0.007571951 -0.02626608</w:t>
-      </w:r>
-      <w:r>
-        <w:br/>
-      </w:r>
-      <w:r>
-        <w:rPr>
-          <w:rStyle w:val="VerbatimChar"/>
-        </w:rPr>
-        <w:t xml:space="preserve">## [5,]  0.105990686 -0.2374635 0.3871394 0.03753541  0.002021432 -0.02749849</w:t>
-      </w:r>
-      <w:r>
-        <w:br/>
-      </w:r>
-      <w:r>
-        <w:rPr>
-          <w:rStyle w:val="VerbatimChar"/>
-        </w:rPr>
-        <w:t xml:space="preserve">## [6,]  0.148971528 -0.1765159 0.3551162 0.02769829 -0.002698079 -0.02655102</w:t>
+        <w:t xml:space="preserve">##            [,1]        [,2]       [,3]         [,4]        [,5]        [,6]</w:t>
+      </w:r>
+      <w:r>
+        <w:br/>
+      </w:r>
+      <w:r>
+        <w:rPr>
+          <w:rStyle w:val="VerbatimChar"/>
+        </w:rPr>
+        <w:t xml:space="preserve">## [1,] 0.09453892 -0.04132530 -0.3390612 -0.014289722 0.012533598 0.003976442</w:t>
+      </w:r>
+      <w:r>
+        <w:br/>
+      </w:r>
+      <w:r>
+        <w:rPr>
+          <w:rStyle w:val="VerbatimChar"/>
+        </w:rPr>
+        <w:t xml:space="preserve">## [2,] 0.11676358 -0.04113752 -0.4057636 -0.015387267 0.013307117 0.005494207</w:t>
+      </w:r>
+      <w:r>
+        <w:br/>
+      </w:r>
+      <w:r>
+        <w:rPr>
+          <w:rStyle w:val="VerbatimChar"/>
+        </w:rPr>
+        <w:t xml:space="preserve">## [3,] 0.12816277 -0.03835291 -0.4404359 -0.015206665 0.012913927 0.006544366</w:t>
+      </w:r>
+      <w:r>
+        <w:br/>
+      </w:r>
+      <w:r>
+        <w:rPr>
+          <w:rStyle w:val="VerbatimChar"/>
+        </w:rPr>
+        <w:t xml:space="preserve">## [4,] 0.12485760 -0.03417529 -0.4326399 -0.013741165 0.012502484 0.007506035</w:t>
+      </w:r>
+      <w:r>
+        <w:br/>
+      </w:r>
+      <w:r>
+        <w:rPr>
+          <w:rStyle w:val="VerbatimChar"/>
+        </w:rPr>
+        <w:t xml:space="preserve">## [5,] 0.10989705 -0.02822566 -0.3885940 -0.011211529 0.011300646 0.008377761</w:t>
+      </w:r>
+      <w:r>
+        <w:br/>
+      </w:r>
+      <w:r>
+        <w:rPr>
+          <w:rStyle w:val="VerbatimChar"/>
+        </w:rPr>
+        <w:t xml:space="preserve">## [6,] 0.08491497 -0.01996851 -0.3146303 -0.007742882 0.009253137 0.008799177</w:t>
       </w:r>
     </w:p>
     <w:p>

--- a/examples/autoencoder/doc/autoenc_variational_e.docx
+++ b/examples/autoencoder/doc/autoenc_variational_e.docx
@@ -1624,7 +1624,7 @@
               <a:graphicData uri="http://schemas.openxmlformats.org/drawingml/2006/picture">
                 <pic:pic>
                   <pic:nvPicPr>
-                    <pic:cNvPr descr="/home/gpca/daltoolboxdp/examples/autoencoder/doc/autoenc_variational_e_files/47e9edbf591423bde18f5e3c702f67c362dd5097.png" id="11" name="Picture"/>
+                    <pic:cNvPr descr="/home/gpca/daltoolboxdp/examples/autoencoder/doc/autoenc_variational_e_files/42c2f641ae67b48580c08ca12061945ec8028f4c.png" id="11" name="Picture"/>
                     <pic:cNvPicPr>
                       <a:picLocks noChangeArrowheads="1" noChangeAspect="1"/>
                     </pic:cNvPicPr>
@@ -1839,61 +1839,61 @@
         <w:rPr>
           <w:rStyle w:val="VerbatimChar"/>
         </w:rPr>
-        <w:t xml:space="preserve">##            [,1]        [,2]       [,3]         [,4]        [,5]        [,6]</w:t>
-      </w:r>
-      <w:r>
-        <w:br/>
-      </w:r>
-      <w:r>
-        <w:rPr>
-          <w:rStyle w:val="VerbatimChar"/>
-        </w:rPr>
-        <w:t xml:space="preserve">## [1,] 0.09453892 -0.04132530 -0.3390612 -0.014289722 0.012533598 0.003976442</w:t>
-      </w:r>
-      <w:r>
-        <w:br/>
-      </w:r>
-      <w:r>
-        <w:rPr>
-          <w:rStyle w:val="VerbatimChar"/>
-        </w:rPr>
-        <w:t xml:space="preserve">## [2,] 0.11676358 -0.04113752 -0.4057636 -0.015387267 0.013307117 0.005494207</w:t>
-      </w:r>
-      <w:r>
-        <w:br/>
-      </w:r>
-      <w:r>
-        <w:rPr>
-          <w:rStyle w:val="VerbatimChar"/>
-        </w:rPr>
-        <w:t xml:space="preserve">## [3,] 0.12816277 -0.03835291 -0.4404359 -0.015206665 0.012913927 0.006544366</w:t>
-      </w:r>
-      <w:r>
-        <w:br/>
-      </w:r>
-      <w:r>
-        <w:rPr>
-          <w:rStyle w:val="VerbatimChar"/>
-        </w:rPr>
-        <w:t xml:space="preserve">## [4,] 0.12485760 -0.03417529 -0.4326399 -0.013741165 0.012502484 0.007506035</w:t>
-      </w:r>
-      <w:r>
-        <w:br/>
-      </w:r>
-      <w:r>
-        <w:rPr>
-          <w:rStyle w:val="VerbatimChar"/>
-        </w:rPr>
-        <w:t xml:space="preserve">## [5,] 0.10989705 -0.02822566 -0.3885940 -0.011211529 0.011300646 0.008377761</w:t>
-      </w:r>
-      <w:r>
-        <w:br/>
-      </w:r>
-      <w:r>
-        <w:rPr>
-          <w:rStyle w:val="VerbatimChar"/>
-        </w:rPr>
-        <w:t xml:space="preserve">## [6,] 0.08491497 -0.01996851 -0.3146303 -0.007742882 0.009253137 0.008799177</w:t>
+        <w:t xml:space="preserve">##            [,1]      [,2]        [,3]       [,4]          [,5]        [,6]</w:t>
+      </w:r>
+      <w:r>
+        <w:br/>
+      </w:r>
+      <w:r>
+        <w:rPr>
+          <w:rStyle w:val="VerbatimChar"/>
+        </w:rPr>
+        <w:t xml:space="preserve">## [1,] -0.2293999 0.2176395 -0.04594004 0.01389845 -0.0014764853 -0.01684292</w:t>
+      </w:r>
+      <w:r>
+        <w:br/>
+      </w:r>
+      <w:r>
+        <w:rPr>
+          <w:rStyle w:val="VerbatimChar"/>
+        </w:rPr>
+        <w:t xml:space="preserve">## [2,] -0.2584014 0.2655425 -0.05213782 0.01826652 -0.0003622547 -0.02375267</w:t>
+      </w:r>
+      <w:r>
+        <w:br/>
+      </w:r>
+      <w:r>
+        <w:rPr>
+          <w:rStyle w:val="VerbatimChar"/>
+        </w:rPr>
+        <w:t xml:space="preserve">## [3,] -0.2695646 0.2931778 -0.05756325 0.02219986 -0.0007162429 -0.02681684</w:t>
+      </w:r>
+      <w:r>
+        <w:br/>
+      </w:r>
+      <w:r>
+        <w:rPr>
+          <w:rStyle w:val="VerbatimChar"/>
+        </w:rPr>
+        <w:t xml:space="preserve">## [4,] -0.2597390 0.2969938 -0.06047569 0.02393868 -0.0032906719 -0.02471474</w:t>
+      </w:r>
+      <w:r>
+        <w:br/>
+      </w:r>
+      <w:r>
+        <w:rPr>
+          <w:rStyle w:val="VerbatimChar"/>
+        </w:rPr>
+        <w:t xml:space="preserve">## [5,] -0.2325215 0.2789823 -0.06240006 0.02521689 -0.0069841705 -0.01895103</w:t>
+      </w:r>
+      <w:r>
+        <w:br/>
+      </w:r>
+      <w:r>
+        <w:rPr>
+          <w:rStyle w:val="VerbatimChar"/>
+        </w:rPr>
+        <w:t xml:space="preserve">## [6,] -0.1896046 0.2402631 -0.06321678 0.02595511 -0.0115672499 -0.00988400</w:t>
       </w:r>
     </w:p>
     <w:p>

--- a/examples/autoencoder/doc/autoenc_variational_e.docx
+++ b/examples/autoencoder/doc/autoenc_variational_e.docx
@@ -1624,7 +1624,7 @@
               <a:graphicData uri="http://schemas.openxmlformats.org/drawingml/2006/picture">
                 <pic:pic>
                   <pic:nvPicPr>
-                    <pic:cNvPr descr="/home/gpca/daltoolboxdp/examples/autoencoder/doc/autoenc_variational_e_files/42c2f641ae67b48580c08ca12061945ec8028f4c.png" id="11" name="Picture"/>
+                    <pic:cNvPr descr="/home/gpca/daltoolboxdp/examples/autoencoder/doc/autoenc_variational_e_files/12e76c8e4b0deaa968f1cfc1199790282474441a.png" id="11" name="Picture"/>
                     <pic:cNvPicPr>
                       <a:picLocks noChangeArrowheads="1" noChangeAspect="1"/>
                     </pic:cNvPicPr>
@@ -1839,61 +1839,61 @@
         <w:rPr>
           <w:rStyle w:val="VerbatimChar"/>
         </w:rPr>
-        <w:t xml:space="preserve">##            [,1]      [,2]        [,3]       [,4]          [,5]        [,6]</w:t>
-      </w:r>
-      <w:r>
-        <w:br/>
-      </w:r>
-      <w:r>
-        <w:rPr>
-          <w:rStyle w:val="VerbatimChar"/>
-        </w:rPr>
-        <w:t xml:space="preserve">## [1,] -0.2293999 0.2176395 -0.04594004 0.01389845 -0.0014764853 -0.01684292</w:t>
-      </w:r>
-      <w:r>
-        <w:br/>
-      </w:r>
-      <w:r>
-        <w:rPr>
-          <w:rStyle w:val="VerbatimChar"/>
-        </w:rPr>
-        <w:t xml:space="preserve">## [2,] -0.2584014 0.2655425 -0.05213782 0.01826652 -0.0003622547 -0.02375267</w:t>
-      </w:r>
-      <w:r>
-        <w:br/>
-      </w:r>
-      <w:r>
-        <w:rPr>
-          <w:rStyle w:val="VerbatimChar"/>
-        </w:rPr>
-        <w:t xml:space="preserve">## [3,] -0.2695646 0.2931778 -0.05756325 0.02219986 -0.0007162429 -0.02681684</w:t>
-      </w:r>
-      <w:r>
-        <w:br/>
-      </w:r>
-      <w:r>
-        <w:rPr>
-          <w:rStyle w:val="VerbatimChar"/>
-        </w:rPr>
-        <w:t xml:space="preserve">## [4,] -0.2597390 0.2969938 -0.06047569 0.02393868 -0.0032906719 -0.02471474</w:t>
-      </w:r>
-      <w:r>
-        <w:br/>
-      </w:r>
-      <w:r>
-        <w:rPr>
-          <w:rStyle w:val="VerbatimChar"/>
-        </w:rPr>
-        <w:t xml:space="preserve">## [5,] -0.2325215 0.2789823 -0.06240006 0.02521689 -0.0069841705 -0.01895103</w:t>
-      </w:r>
-      <w:r>
-        <w:br/>
-      </w:r>
-      <w:r>
-        <w:rPr>
-          <w:rStyle w:val="VerbatimChar"/>
-        </w:rPr>
-        <w:t xml:space="preserve">## [6,] -0.1896046 0.2402631 -0.06321678 0.02595511 -0.0115672499 -0.00988400</w:t>
+        <w:t xml:space="preserve">##           [,1]       [,2]      [,3]          [,4]         [,5]         [,6]</w:t>
+      </w:r>
+      <w:r>
+        <w:br/>
+      </w:r>
+      <w:r>
+        <w:rPr>
+          <w:rStyle w:val="VerbatimChar"/>
+        </w:rPr>
+        <w:t xml:space="preserve">## [1,] 0.0633719 -0.2845587 0.4374323  0.0002083685 0.0002757013 -0.013565846</w:t>
+      </w:r>
+      <w:r>
+        <w:br/>
+      </w:r>
+      <w:r>
+        <w:rPr>
+          <w:rStyle w:val="VerbatimChar"/>
+        </w:rPr>
+        <w:t xml:space="preserve">## [2,] 0.0884999 -0.3199990 0.4959942 -0.0025141891 0.0006636493 -0.013653800</w:t>
+      </w:r>
+      <w:r>
+        <w:br/>
+      </w:r>
+      <w:r>
+        <w:rPr>
+          <w:rStyle w:val="VerbatimChar"/>
+        </w:rPr>
+        <w:t xml:space="preserve">## [3,] 0.1087156 -0.3365426 0.5229673 -0.0060788747 0.0030360743 -0.013859294</w:t>
+      </w:r>
+      <w:r>
+        <w:br/>
+      </w:r>
+      <w:r>
+        <w:rPr>
+          <w:rStyle w:val="VerbatimChar"/>
+        </w:rPr>
+        <w:t xml:space="preserve">## [4,] 0.1233660 -0.3334031 0.5187265 -0.0090806503 0.0055312291 -0.011418320</w:t>
+      </w:r>
+      <w:r>
+        <w:br/>
+      </w:r>
+      <w:r>
+        <w:rPr>
+          <w:rStyle w:val="VerbatimChar"/>
+        </w:rPr>
+        <w:t xml:space="preserve">## [5,] 0.1312477 -0.3122074 0.4860106 -0.0119914319 0.0090164281 -0.006549545</w:t>
+      </w:r>
+      <w:r>
+        <w:br/>
+      </w:r>
+      <w:r>
+        <w:rPr>
+          <w:rStyle w:val="VerbatimChar"/>
+        </w:rPr>
+        <w:t xml:space="preserve">## [6,] 0.1319082 -0.2710248 0.4251784 -0.0138272960 0.0118647106  0.001154408</w:t>
       </w:r>
     </w:p>
     <w:p>

--- a/examples/autoencoder/doc/autoenc_variational_e.docx
+++ b/examples/autoencoder/doc/autoenc_variational_e.docx
@@ -1624,7 +1624,7 @@
               <a:graphicData uri="http://schemas.openxmlformats.org/drawingml/2006/picture">
                 <pic:pic>
                   <pic:nvPicPr>
-                    <pic:cNvPr descr="/home/gpca/daltoolboxdp/examples/autoencoder/doc/autoenc_variational_e_files/12e76c8e4b0deaa968f1cfc1199790282474441a.png" id="11" name="Picture"/>
+                    <pic:cNvPr descr="C:\Git\dal\daltoolboxdp\examples\autoencoder\doc\autoenc_variational_e_files/5d36886f27c4cd6e96be103b345df16162460f92.png" id="11" name="Picture"/>
                     <pic:cNvPicPr>
                       <a:picLocks noChangeArrowheads="1" noChangeAspect="1"/>
                     </pic:cNvPicPr>
@@ -1839,61 +1839,61 @@
         <w:rPr>
           <w:rStyle w:val="VerbatimChar"/>
         </w:rPr>
-        <w:t xml:space="preserve">##           [,1]       [,2]      [,3]          [,4]         [,5]         [,6]</w:t>
-      </w:r>
-      <w:r>
-        <w:br/>
-      </w:r>
-      <w:r>
-        <w:rPr>
-          <w:rStyle w:val="VerbatimChar"/>
-        </w:rPr>
-        <w:t xml:space="preserve">## [1,] 0.0633719 -0.2845587 0.4374323  0.0002083685 0.0002757013 -0.013565846</w:t>
-      </w:r>
-      <w:r>
-        <w:br/>
-      </w:r>
-      <w:r>
-        <w:rPr>
-          <w:rStyle w:val="VerbatimChar"/>
-        </w:rPr>
-        <w:t xml:space="preserve">## [2,] 0.0884999 -0.3199990 0.4959942 -0.0025141891 0.0006636493 -0.013653800</w:t>
-      </w:r>
-      <w:r>
-        <w:br/>
-      </w:r>
-      <w:r>
-        <w:rPr>
-          <w:rStyle w:val="VerbatimChar"/>
-        </w:rPr>
-        <w:t xml:space="preserve">## [3,] 0.1087156 -0.3365426 0.5229673 -0.0060788747 0.0030360743 -0.013859294</w:t>
-      </w:r>
-      <w:r>
-        <w:br/>
-      </w:r>
-      <w:r>
-        <w:rPr>
-          <w:rStyle w:val="VerbatimChar"/>
-        </w:rPr>
-        <w:t xml:space="preserve">## [4,] 0.1233660 -0.3334031 0.5187265 -0.0090806503 0.0055312291 -0.011418320</w:t>
-      </w:r>
-      <w:r>
-        <w:br/>
-      </w:r>
-      <w:r>
-        <w:rPr>
-          <w:rStyle w:val="VerbatimChar"/>
-        </w:rPr>
-        <w:t xml:space="preserve">## [5,] 0.1312477 -0.3122074 0.4860106 -0.0119914319 0.0090164281 -0.006549545</w:t>
-      </w:r>
-      <w:r>
-        <w:br/>
-      </w:r>
-      <w:r>
-        <w:rPr>
-          <w:rStyle w:val="VerbatimChar"/>
-        </w:rPr>
-        <w:t xml:space="preserve">## [6,] 0.1319082 -0.2710248 0.4251784 -0.0138272960 0.0118647106  0.001154408</w:t>
+        <w:t xml:space="preserve">##            [,1]      [,2]        [,3]       [,4]          [,5]         [,6]</w:t>
+      </w:r>
+      <w:r>
+        <w:br/>
+      </w:r>
+      <w:r>
+        <w:rPr>
+          <w:rStyle w:val="VerbatimChar"/>
+        </w:rPr>
+        <w:t xml:space="preserve">## [1,] -0.2293999 0.2176394 -0.04594004 0.01389845 -0.0014764518 -0.016842879</w:t>
+      </w:r>
+      <w:r>
+        <w:br/>
+      </w:r>
+      <w:r>
+        <w:rPr>
+          <w:rStyle w:val="VerbatimChar"/>
+        </w:rPr>
+        <w:t xml:space="preserve">## [2,] -0.2584015 0.2655423 -0.05213782 0.01826654 -0.0003622249 -0.023752607</w:t>
+      </w:r>
+      <w:r>
+        <w:br/>
+      </w:r>
+      <w:r>
+        <w:rPr>
+          <w:rStyle w:val="VerbatimChar"/>
+        </w:rPr>
+        <w:t xml:space="preserve">## [3,] -0.2695647 0.2931778 -0.05756329 0.02219987 -0.0007162541 -0.026816793</w:t>
+      </w:r>
+      <w:r>
+        <w:br/>
+      </w:r>
+      <w:r>
+        <w:rPr>
+          <w:rStyle w:val="VerbatimChar"/>
+        </w:rPr>
+        <w:t xml:space="preserve">## [4,] -0.2597389 0.2969938 -0.06047571 0.02393869 -0.0032906309 -0.024714679</w:t>
+      </w:r>
+      <w:r>
+        <w:br/>
+      </w:r>
+      <w:r>
+        <w:rPr>
+          <w:rStyle w:val="VerbatimChar"/>
+        </w:rPr>
+        <w:t xml:space="preserve">## [5,] -0.2325215 0.2789822 -0.06240005 0.02521694 -0.0069842413 -0.018950984</w:t>
+      </w:r>
+      <w:r>
+        <w:br/>
+      </w:r>
+      <w:r>
+        <w:rPr>
+          <w:rStyle w:val="VerbatimChar"/>
+        </w:rPr>
+        <w:t xml:space="preserve">## [6,] -0.1896047 0.2402630 -0.06321675 0.02595508 -0.0115672275 -0.009883985</w:t>
       </w:r>
     </w:p>
     <w:p>
